--- a/docs/yumin-interview-2.docx
+++ b/docs/yumin-interview-2.docx
@@ -315,7 +315,7 @@
           <w:sz w:val="26"/>
           <w:szCs w:val="26"/>
         </w:rPr>
-        <w:t xml:space="preserve">二、付款方式（第 4 步就要用）</w:t>
+        <w:t xml:space="preserve">二、付款與結帳（結帳頁正在做，這幾題直接影響畫面）</w:t>
       </w:r>
     </w:p>
     <w:p>
@@ -329,7 +329,7 @@
           <w:sz w:val="18"/>
           <w:szCs w:val="18"/>
         </w:rPr>
-        <w:t xml:space="preserve">老闆說「可以匯款、可以貨到付款，匯款要電洽」，但也說之後要接信用卡 API。這幾題決定結帳頁怎麼做。</w:t>
+        <w:t xml:space="preserve">已依老闆的話做成：客人選「匯款」或「貨到付款」→ 送出訂單 → 你們電話聯絡。網站上不會出現匯款帳號。</w:t>
       </w:r>
     </w:p>
     <w:tbl>
@@ -450,7 +450,7 @@
                 <w:sz w:val="20"/>
                 <w:szCs w:val="20"/>
               </w:rPr>
-              <w:t xml:space="preserve">匯款帳號要不要顯示在網站上？（若不顯示，客人下單後由你們電話聯絡告知帳號）</w:t>
+              <w:t xml:space="preserve">貨到付款有沒有金額上限？例如超過多少錢就不接受貨到付款</w:t>
             </w:r>
           </w:p>
         </w:tc>
@@ -521,7 +521,7 @@
                 <w:sz w:val="20"/>
                 <w:szCs w:val="20"/>
               </w:rPr>
-              <w:t xml:space="preserve">貨到付款有沒有金額上限？手續費誰付？</w:t>
+              <w:t xml:space="preserve">貨到付款的手續費誰付？要不要顯示在結帳頁？</w:t>
             </w:r>
           </w:p>
         </w:tc>
@@ -645,6 +645,77 @@
                 <w:rFonts w:ascii="Microsoft JhengHei" w:cs="Microsoft JhengHei" w:eastAsia="Microsoft JhengHei" w:hAnsi="Microsoft JhengHei"/>
                 <w:b/>
                 <w:bCs/>
+                <w:color w:val="AC4630"/>
+                <w:sz w:val="16"/>
+                <w:szCs w:val="16"/>
+              </w:rPr>
+              <w:t xml:space="preserve">必要</w:t>
+            </w:r>
+          </w:p>
+          <w:p>
+            <w:pPr>
+              <w:spacing w:after="60" w:before="0"/>
+            </w:pPr>
+            <w:r>
+              <w:rPr>
+                <w:rFonts w:ascii="Microsoft JhengHei" w:cs="Microsoft JhengHei" w:eastAsia="Microsoft JhengHei" w:hAnsi="Microsoft JhengHei"/>
+                <w:color w:val="201B14"/>
+                <w:sz w:val="20"/>
+                <w:szCs w:val="20"/>
+              </w:rPr>
+              <w:t xml:space="preserve">訂單成立後要對客人說什麼？（例如「我們會在兩個工作天內與您聯絡確認付款方式」）</w:t>
+            </w:r>
+          </w:p>
+        </w:tc>
+        <w:tc>
+          <w:tcPr>
+            <w:tcW w:type="dxa" w:w="4700"/>
+            <w:tcMar>
+              <w:top w:type="dxa" w:w="120"/>
+              <w:left w:type="dxa" w:w="120"/>
+              <w:bottom w:type="dxa" w:w="120"/>
+              <w:right w:type="dxa" w:w="120"/>
+            </w:tcMar>
+          </w:tcPr>
+          <w:p>
+            <w:pPr>
+              <w:spacing w:after="60" w:before="0"/>
+            </w:pPr>
+            <w:r>
+              <w:rPr>
+                <w:rFonts w:ascii="Microsoft JhengHei" w:cs="Microsoft JhengHei" w:eastAsia="Microsoft JhengHei" w:hAnsi="Microsoft JhengHei"/>
+                <w:color w:val="201B14"/>
+                <w:sz w:val="20"/>
+                <w:szCs w:val="20"/>
+              </w:rPr>
+              <w:t xml:space="preserve"/>
+            </w:r>
+          </w:p>
+        </w:tc>
+      </w:tr>
+      <w:tr>
+        <w:trPr>
+          <w:trHeight w:val="900" w:hRule="atLeast"/>
+        </w:trPr>
+        <w:tc>
+          <w:tcPr>
+            <w:tcW w:type="dxa" w:w="4300"/>
+            <w:tcMar>
+              <w:top w:type="dxa" w:w="120"/>
+              <w:left w:type="dxa" w:w="120"/>
+              <w:bottom w:type="dxa" w:w="120"/>
+              <w:right w:type="dxa" w:w="120"/>
+            </w:tcMar>
+          </w:tcPr>
+          <w:p>
+            <w:pPr>
+              <w:spacing w:after="40"/>
+            </w:pPr>
+            <w:r>
+              <w:rPr>
+                <w:rFonts w:ascii="Microsoft JhengHei" w:cs="Microsoft JhengHei" w:eastAsia="Microsoft JhengHei" w:hAnsi="Microsoft JhengHei"/>
+                <w:b/>
+                <w:bCs/>
                 <w:color w:val="6B6253"/>
                 <w:sz w:val="16"/>
                 <w:szCs w:val="16"/>
@@ -664,6 +735,77 @@
                 <w:szCs w:val="20"/>
               </w:rPr>
               <w:t xml:space="preserve">多久沒付款就取消訂單？（例如三天）</w:t>
+            </w:r>
+          </w:p>
+        </w:tc>
+        <w:tc>
+          <w:tcPr>
+            <w:tcW w:type="dxa" w:w="4700"/>
+            <w:tcMar>
+              <w:top w:type="dxa" w:w="120"/>
+              <w:left w:type="dxa" w:w="120"/>
+              <w:bottom w:type="dxa" w:w="120"/>
+              <w:right w:type="dxa" w:w="120"/>
+            </w:tcMar>
+          </w:tcPr>
+          <w:p>
+            <w:pPr>
+              <w:spacing w:after="60" w:before="0"/>
+            </w:pPr>
+            <w:r>
+              <w:rPr>
+                <w:rFonts w:ascii="Microsoft JhengHei" w:cs="Microsoft JhengHei" w:eastAsia="Microsoft JhengHei" w:hAnsi="Microsoft JhengHei"/>
+                <w:color w:val="201B14"/>
+                <w:sz w:val="20"/>
+                <w:szCs w:val="20"/>
+              </w:rPr>
+              <w:t xml:space="preserve"/>
+            </w:r>
+          </w:p>
+        </w:tc>
+      </w:tr>
+      <w:tr>
+        <w:trPr>
+          <w:trHeight w:val="900" w:hRule="atLeast"/>
+        </w:trPr>
+        <w:tc>
+          <w:tcPr>
+            <w:tcW w:type="dxa" w:w="4300"/>
+            <w:tcMar>
+              <w:top w:type="dxa" w:w="120"/>
+              <w:left w:type="dxa" w:w="120"/>
+              <w:bottom w:type="dxa" w:w="120"/>
+              <w:right w:type="dxa" w:w="120"/>
+            </w:tcMar>
+          </w:tcPr>
+          <w:p>
+            <w:pPr>
+              <w:spacing w:after="40"/>
+            </w:pPr>
+            <w:r>
+              <w:rPr>
+                <w:rFonts w:ascii="Microsoft JhengHei" w:cs="Microsoft JhengHei" w:eastAsia="Microsoft JhengHei" w:hAnsi="Microsoft JhengHei"/>
+                <w:b/>
+                <w:bCs/>
+                <w:color w:val="6B6253"/>
+                <w:sz w:val="16"/>
+                <w:szCs w:val="16"/>
+              </w:rPr>
+              <w:t xml:space="preserve">重要</w:t>
+            </w:r>
+          </w:p>
+          <w:p>
+            <w:pPr>
+              <w:spacing w:after="60" w:before="0"/>
+            </w:pPr>
+            <w:r>
+              <w:rPr>
+                <w:rFonts w:ascii="Microsoft JhengHei" w:cs="Microsoft JhengHei" w:eastAsia="Microsoft JhengHei" w:hAnsi="Microsoft JhengHei"/>
+                <w:color w:val="201B14"/>
+                <w:sz w:val="20"/>
+                <w:szCs w:val="20"/>
+              </w:rPr>
+              <w:t xml:space="preserve">客人下單時需不需要填「希望到貨時間」之類的欄位？</w:t>
             </w:r>
           </w:p>
         </w:tc>
@@ -2143,7 +2285,7 @@
           <w:sz w:val="26"/>
           <w:szCs w:val="26"/>
         </w:rPr>
-        <w:t xml:space="preserve">六、退換貨的說法要確認</w:t>
+        <w:t xml:space="preserve">六、結帳頁與商品頁要出現的說明文字</w:t>
       </w:r>
     </w:p>
     <w:p>
@@ -2157,7 +2299,7 @@
           <w:sz w:val="18"/>
           <w:szCs w:val="18"/>
         </w:rPr>
-        <w:t xml:space="preserve">老闆說「拆封要錄影」，這句話要寫給客人看，措辭需要老闆同意。</w:t>
+        <w:t xml:space="preserve">這些字會直接印在結帳頁與訂單確認信上，措辭需要老闆點頭。</w:t>
       </w:r>
     </w:p>
     <w:tbl>
@@ -2278,7 +2420,220 @@
                 <w:sz w:val="20"/>
                 <w:szCs w:val="20"/>
               </w:rPr>
-              <w:t xml:space="preserve">「請於拆封時全程錄影，作為破損理賠依據」這樣寫可以嗎？寫在商品頁還是結帳頁？</w:t>
+              <w:t xml:space="preserve">「請於拆封時全程錄影，作為破損理賠依據」這樣寫可以嗎？（老闆說拆封要錄影）</w:t>
+            </w:r>
+          </w:p>
+        </w:tc>
+        <w:tc>
+          <w:tcPr>
+            <w:tcW w:type="dxa" w:w="4700"/>
+            <w:tcMar>
+              <w:top w:type="dxa" w:w="120"/>
+              <w:left w:type="dxa" w:w="120"/>
+              <w:bottom w:type="dxa" w:w="120"/>
+              <w:right w:type="dxa" w:w="120"/>
+            </w:tcMar>
+          </w:tcPr>
+          <w:p>
+            <w:pPr>
+              <w:spacing w:after="60" w:before="0"/>
+            </w:pPr>
+            <w:r>
+              <w:rPr>
+                <w:rFonts w:ascii="Microsoft JhengHei" w:cs="Microsoft JhengHei" w:eastAsia="Microsoft JhengHei" w:hAnsi="Microsoft JhengHei"/>
+                <w:color w:val="201B14"/>
+                <w:sz w:val="20"/>
+                <w:szCs w:val="20"/>
+              </w:rPr>
+              <w:t xml:space="preserve"/>
+            </w:r>
+          </w:p>
+        </w:tc>
+      </w:tr>
+      <w:tr>
+        <w:trPr>
+          <w:trHeight w:val="900" w:hRule="atLeast"/>
+        </w:trPr>
+        <w:tc>
+          <w:tcPr>
+            <w:tcW w:type="dxa" w:w="4300"/>
+            <w:tcMar>
+              <w:top w:type="dxa" w:w="120"/>
+              <w:left w:type="dxa" w:w="120"/>
+              <w:bottom w:type="dxa" w:w="120"/>
+              <w:right w:type="dxa" w:w="120"/>
+            </w:tcMar>
+          </w:tcPr>
+          <w:p>
+            <w:pPr>
+              <w:spacing w:after="40"/>
+            </w:pPr>
+            <w:r>
+              <w:rPr>
+                <w:rFonts w:ascii="Microsoft JhengHei" w:cs="Microsoft JhengHei" w:eastAsia="Microsoft JhengHei" w:hAnsi="Microsoft JhengHei"/>
+                <w:b/>
+                <w:bCs/>
+                <w:color w:val="AC4630"/>
+                <w:sz w:val="16"/>
+                <w:szCs w:val="16"/>
+              </w:rPr>
+              <w:t xml:space="preserve">必要</w:t>
+            </w:r>
+          </w:p>
+          <w:p>
+            <w:pPr>
+              <w:spacing w:after="60" w:before="0"/>
+            </w:pPr>
+            <w:r>
+              <w:rPr>
+                <w:rFonts w:ascii="Microsoft JhengHei" w:cs="Microsoft JhengHei" w:eastAsia="Microsoft JhengHei" w:hAnsi="Microsoft JhengHei"/>
+                <w:color w:val="201B14"/>
+                <w:sz w:val="20"/>
+                <w:szCs w:val="20"/>
+              </w:rPr>
+              <w:t xml:space="preserve">運費規則這樣寫對嗎：黑貓 200／郵局 130／離島郵局 250，本島滿 2,000 免運、離島不適用</w:t>
+            </w:r>
+          </w:p>
+        </w:tc>
+        <w:tc>
+          <w:tcPr>
+            <w:tcW w:type="dxa" w:w="4700"/>
+            <w:tcMar>
+              <w:top w:type="dxa" w:w="120"/>
+              <w:left w:type="dxa" w:w="120"/>
+              <w:bottom w:type="dxa" w:w="120"/>
+              <w:right w:type="dxa" w:w="120"/>
+            </w:tcMar>
+          </w:tcPr>
+          <w:p>
+            <w:pPr>
+              <w:spacing w:after="60" w:before="0"/>
+            </w:pPr>
+            <w:r>
+              <w:rPr>
+                <w:rFonts w:ascii="Microsoft JhengHei" w:cs="Microsoft JhengHei" w:eastAsia="Microsoft JhengHei" w:hAnsi="Microsoft JhengHei"/>
+                <w:color w:val="201B14"/>
+                <w:sz w:val="20"/>
+                <w:szCs w:val="20"/>
+              </w:rPr>
+              <w:t xml:space="preserve"/>
+            </w:r>
+          </w:p>
+        </w:tc>
+      </w:tr>
+      <w:tr>
+        <w:trPr>
+          <w:trHeight w:val="900" w:hRule="atLeast"/>
+        </w:trPr>
+        <w:tc>
+          <w:tcPr>
+            <w:tcW w:type="dxa" w:w="4300"/>
+            <w:tcMar>
+              <w:top w:type="dxa" w:w="120"/>
+              <w:left w:type="dxa" w:w="120"/>
+              <w:bottom w:type="dxa" w:w="120"/>
+              <w:right w:type="dxa" w:w="120"/>
+            </w:tcMar>
+          </w:tcPr>
+          <w:p>
+            <w:pPr>
+              <w:spacing w:after="40"/>
+            </w:pPr>
+            <w:r>
+              <w:rPr>
+                <w:rFonts w:ascii="Microsoft JhengHei" w:cs="Microsoft JhengHei" w:eastAsia="Microsoft JhengHei" w:hAnsi="Microsoft JhengHei"/>
+                <w:b/>
+                <w:bCs/>
+                <w:color w:val="6B6253"/>
+                <w:sz w:val="16"/>
+                <w:szCs w:val="16"/>
+              </w:rPr>
+              <w:t xml:space="preserve">重要</w:t>
+            </w:r>
+          </w:p>
+          <w:p>
+            <w:pPr>
+              <w:spacing w:after="60" w:before="0"/>
+            </w:pPr>
+            <w:r>
+              <w:rPr>
+                <w:rFonts w:ascii="Microsoft JhengHei" w:cs="Microsoft JhengHei" w:eastAsia="Microsoft JhengHei" w:hAnsi="Microsoft JhengHei"/>
+                <w:color w:val="201B14"/>
+                <w:sz w:val="20"/>
+                <w:szCs w:val="20"/>
+              </w:rPr>
+              <w:t xml:space="preserve">出貨時間寫「兩個工作天內出貨，週末與國定假日不出貨」可以嗎？</w:t>
+            </w:r>
+          </w:p>
+        </w:tc>
+        <w:tc>
+          <w:tcPr>
+            <w:tcW w:type="dxa" w:w="4700"/>
+            <w:tcMar>
+              <w:top w:type="dxa" w:w="120"/>
+              <w:left w:type="dxa" w:w="120"/>
+              <w:bottom w:type="dxa" w:w="120"/>
+              <w:right w:type="dxa" w:w="120"/>
+            </w:tcMar>
+          </w:tcPr>
+          <w:p>
+            <w:pPr>
+              <w:spacing w:after="60" w:before="0"/>
+            </w:pPr>
+            <w:r>
+              <w:rPr>
+                <w:rFonts w:ascii="Microsoft JhengHei" w:cs="Microsoft JhengHei" w:eastAsia="Microsoft JhengHei" w:hAnsi="Microsoft JhengHei"/>
+                <w:color w:val="201B14"/>
+                <w:sz w:val="20"/>
+                <w:szCs w:val="20"/>
+              </w:rPr>
+              <w:t xml:space="preserve"/>
+            </w:r>
+          </w:p>
+        </w:tc>
+      </w:tr>
+      <w:tr>
+        <w:trPr>
+          <w:trHeight w:val="900" w:hRule="atLeast"/>
+        </w:trPr>
+        <w:tc>
+          <w:tcPr>
+            <w:tcW w:type="dxa" w:w="4300"/>
+            <w:tcMar>
+              <w:top w:type="dxa" w:w="120"/>
+              <w:left w:type="dxa" w:w="120"/>
+              <w:bottom w:type="dxa" w:w="120"/>
+              <w:right w:type="dxa" w:w="120"/>
+            </w:tcMar>
+          </w:tcPr>
+          <w:p>
+            <w:pPr>
+              <w:spacing w:after="40"/>
+            </w:pPr>
+            <w:r>
+              <w:rPr>
+                <w:rFonts w:ascii="Microsoft JhengHei" w:cs="Microsoft JhengHei" w:eastAsia="Microsoft JhengHei" w:hAnsi="Microsoft JhengHei"/>
+                <w:b/>
+                <w:bCs/>
+                <w:color w:val="6B6253"/>
+                <w:sz w:val="16"/>
+                <w:szCs w:val="16"/>
+              </w:rPr>
+              <w:t xml:space="preserve">重要</w:t>
+            </w:r>
+          </w:p>
+          <w:p>
+            <w:pPr>
+              <w:spacing w:after="60" w:before="0"/>
+            </w:pPr>
+            <w:r>
+              <w:rPr>
+                <w:rFonts w:ascii="Microsoft JhengHei" w:cs="Microsoft JhengHei" w:eastAsia="Microsoft JhengHei" w:hAnsi="Microsoft JhengHei"/>
+                <w:color w:val="201B14"/>
+                <w:sz w:val="20"/>
+                <w:szCs w:val="20"/>
+              </w:rPr>
+              <w:t xml:space="preserve">保存方式要不要印在商品頁？寫「通風乾燥處保存，保存期限兩年」可以嗎？</w:t>
             </w:r>
           </w:p>
         </w:tc>
